--- a/example_articles/immigration_status/Not Immigrant/6.immigration_status_Not Immigrant_Other_publisher.docx
+++ b/example_articles/immigration_status/Not Immigrant/6.immigration_status_Not Immigrant_Other_publisher.docx
@@ -7,7 +7,7 @@
         <w:pStyle w:val="Heading1"/>
       </w:pPr>
       <w:r>
-        <w:t>FORD CITY; A PLACE TO BE FROM; STAYING IS THE HARD PART</w:t>
+        <w:t>Pa. man accused in terror sting</w:t>
       </w:r>
     </w:p>
     <w:p>
@@ -17,17 +17,17 @@
     </w:p>
     <w:p>
       <w:r>
-        <w:t>Date: 2010-10-21</w:t>
+        <w:t>Date: 2006-02-11</w:t>
       </w:r>
     </w:p>
     <w:p>
       <w:r>
-        <w:t>Section: STATE; ELECTION 2010 {SERIES} DISPATCHES FROM THE STATES OF PENNSYLVANIA; Pg. A-1</w:t>
+        <w:t xml:space="preserve">Section: </w:t>
       </w:r>
     </w:p>
     <w:p>
       <w:r>
-        <w:t>Source file: Other publishers/Files (500) (22).DOCX</w:t>
+        <w:t>Source file: Other publishers/Files (500) (29).DOCX</w:t>
       </w:r>
     </w:p>
     <w:p>
@@ -49,79 +49,139 @@
     </w:p>
     <w:p>
       <w:r>
-        <w:t>FORD CITY, Pa. -- It is an irony of history that Greg Bish has spent his 26 years in a town founded on glass, but most of his memories of the plant are days spent watching men tear it down.</w:t>
+        <w:t>Michael Curtis Reynolds says he's a patriot. Federal authorities say he's a terrorist.</w:t>
         <w:br/>
-        <w:t>"When I was a little kid we'd come up with lawn chairs and a cooler full of pop, stuff to drink, maybe something to snack on and watch them all day with the excavator," he said.</w:t>
+        <w:t>The FBI believes that the unemployed Wilkes-Barre man tried to conspire with al-Qaeda to wreck the American economy. Agents say Reynolds plotted to blow up the Trans-Alaska Pipeline, a Pennsylvania pipeline, and a New Jersey refinery.</w:t>
         <w:br/>
-        <w:t>He's never been inside what remains of the 21/2 miles of factory that stretched along the Allegheny River for a century after John Baptiste Ford founded Pittsburgh Plate Glass.</w:t>
+        <w:t>The sensational allegations, disclosed in a federal transcript obtained by The Inquirer on Friday, reveal a convoluted plot that includes cyberspace intrigue, an elaborate FBI sting, and a clandestine money-drop on a deserted Idaho road.</w:t>
         <w:br/>
-        <w:t>"Most of our generation that's here has never been in it," he said, walking down Ford Street -- like the town, named for the man who started what is now PPG Industries. Ask him what goes into glass, and he can name only sand. Ask him when the plant closed and, like most young people here, he can barely remember when it was open.</w:t>
+        <w:t>The case also involves a municipal judge from Montana who has devoted the last four years to snaring would-be terrorists online.</w:t>
         <w:br/>
-        <w:t>Ask him why he's still here and he'll speak of his family, his love of hunting and fishing in the surrounding mountains and the river. He will talk of the comfort level that comes with being in a familiar spot. Then he will wonder how long he can hold on.</w:t>
+        <w:t>Reynolds, 47, has not been publicly charged with terrorism. But a federal prosecutor leveled that accusation during a December court hearing, saying that Reynolds attempted to "provide material aid to al-Qaeda" and that the case "involves a federal offense of terrorism."</w:t>
         <w:br/>
-        <w:t>A generation or ago, this Armstrong County town bustled on Saturdays. Parking was difficult. Cash registers sang and 4,500 people drew industrial wages making long sheets of plate glass.</w:t>
+        <w:t>"He was doing it as a plan to disrupt governmental function, to change the government's actions in foreign countries, and to impact on the national debate about the war," Assistant U.S. Attorney John C. Gurganus Jr. said at the hearing in Wilkes-Barre.</w:t>
         <w:br/>
-        <w:t>"When I was a kid, I thought every town had a factory whistle," recalled Michael Yates, who grew up here, watched his father plod every day to the factory. Mr. Yates went on to become an economist and author, and Ford City is among the settings in his book of essays and stories, "In and Out of the Working Class."</w:t>
+        <w:t>Reynolds has been held without bail since Dec. 5 on unrelated weapons charges. A U.S. citizen, he is being detained in the Lackawanna County jail.</w:t>
         <w:br/>
-        <w:t>PPG sponsored bowling leagues and softball teams. One hundred and twenty years ago grateful workers put aside a day's wages to build a statue to John B. Ford. A generation earlier the high school sports team, now called the Sabers, was officially called "The Glassers."</w:t>
+        <w:t>Reynolds' lawyer, Philip Gelso, declined to comment. U.S. Attorney's Office spokeswoman Heidi Havens said her office "does not comment on active investigations."</w:t>
         <w:br/>
-        <w:t>To people like Mr. Bish and his girlfriend, Melissa Farester, these might as well be ghost stories.</w:t>
+        <w:t>Described by his former father-in-law as a "John Wayne wanna-be," Reynolds has a string of bad debts and criminal convictions - including one for attempted arson.</w:t>
         <w:br/>
-        <w:t>"I remember looking at my mom's yearbook. They probably had a good 150-200 people in her class," Ms. Farester said. She and Mr. Bish then debated whether her graduating class had 50 members or 80 at the high school they and their parents attended.</w:t>
+        <w:t>His last known address was Room 205 at the Thunderbird Hotel in Pocatello, Idaho.</w:t>
         <w:br/>
-        <w:t>There is little mystery to what happened here. Almost 20 years ago, PPG closed the last of its glassmaking plants here. Eljer Corp., which made porcelain bathroom fixtures -- locals called it the pottery factory -- shut down after that.</w:t>
+        <w:t>In the FBI sting two months ago, Reynolds was drawn to a meeting with a purported al-Qaeda operative about 25 miles from the hotel, where he expected to receive $40,000 to finance the alleged plot.</w:t>
         <w:br/>
-        <w:t>That the town did not empty is testimony to its hold on the grandchildren and great-grandchildren of the immigrants who came here from Europe. That the grip is fading is attested to by Mayor Marc A. Mantini, an unabashed booster who nonetheless points out what used to be the Austrian Club, what used to be the Ukrainian Club, what was once the Slovak store. The last is now a funeral home run by Mr. Mantini's family.</w:t>
+        <w:t>The al-Qaeda contact was actually Shannen Rossmiller, a 36-year-old judge who lives in Conrad, Mont.</w:t>
         <w:br/>
-        <w:t>Mr. Mantini, whose grandparents came here from Italy and Galicia, can only reach deep into history to explain his feelings.</w:t>
+        <w:t>She was working for the FBI.</w:t>
         <w:br/>
-        <w:t>"This would be equivalent to Greece, the time before Christ, when the Greek city states would send people into the Mediterranean: Carthage. Southern Italy. Syracuse," he said, wheeling his pickup truck past the remnants of the Eljer plant. "Phoenicia would send people out to the Mideast because they couldn't sustain it.</w:t>
+        <w:t>"Yes, that was me in communication with Reynolds," Rossmiller acknowledged in a telephone interview Friday night. "But I can't comment further."</w:t>
         <w:br/>
-        <w:t>"When the glass factory was here, we sustained thousands of people. The glass factory isn't here. We don't have the jobs. So, these old families that immigrated from Europe -- their children moved on."</w:t>
+        <w:t>This is not Rossmiller's first sting. She regularly monitors extremist Muslim Web sites, searching for potential terrorists. In 2004, she helped win a conviction against a National Guardsman in Tacoma, Wash., whom she met online.</w:t>
         <w:br/>
-        <w:t>That movement was gradual. Where the Mon Valley seemed to empty in a fortnight after the steel mills closed, Ford City's decline was gradual as less and less glass came out of the plant and as production shifted to other places. That, says Mr. Mantini, gave them something of a grace period and a chance to push for new development.</w:t>
+        <w:t>Rossmiller met Reynolds online last fall.</w:t>
         <w:br/>
-        <w:t>The Eljer plant was knocked down, as was most of the old glass factory. What used to be the Allegheny Valley Railroad line that ran between Pittsburgh and Buffalo is now, at least around Ford City, a biking and walking trail. The Allegheny River, once unreachable from town because of the factories blocking the way, has been rediscovered.</w:t>
+        <w:t>Expose al-Qaeda cell</w:t>
         <w:br/>
-        <w:t>"We were on the river, but we were essentially landlocked," said Mr. Mantini.</w:t>
+        <w:t>According to the government, Reynolds tried to disavow any intent to conspire with al-Qaeda when he was questioned by FBI agents.</w:t>
         <w:br/>
-        <w:t>As it now stands, Ford City has riverfront land, a huge acreage cleared and ready for building. All it lacks is people.</w:t>
+        <w:t>In fact, authorities say Reynolds told them that he, too, was a patriot and intended to expose an al-Qaeda cell inside the United States.</w:t>
         <w:br/>
-        <w:t>From its heyday and a population of 7,500, Ford City gradually slid to about 4,300.</w:t>
+        <w:t>"He claimed he was trying to lure this terrorist group in," prosecutor Gurganus said in court.</w:t>
         <w:br/>
-        <w:t>"There's pretty much nothing here," said Mr. Bish.</w:t>
+        <w:t>But, Gurganus said, that doesn't jibe with Reynolds' e-mails, in which he said he needed to leave the country after the planned attacks, or why he said he needed a fraudulent passport.</w:t>
         <w:br/>
-        <w:t>What keeps them here?</w:t>
+        <w:t>Reynolds was serious about the plot, Gurganus argued, because in his e-mails, he said that he realized he could be sentenced to death as a traitor.</w:t>
         <w:br/>
-        <w:t>They answered simultaneously: "Family."</w:t>
+        <w:t>Since his arrest in December, FBI agents in Idaho, Montana, Utah and Pennsylvania have scrambled to piece together Reynolds' background and gauge the credibility of the threat he posed.</w:t>
         <w:br/>
-        <w:t>But as families disperse in the hunt for work, or the toll of time, they can't be sure what will hold them beyond that.</w:t>
+        <w:t>"We certainly took it seriously," said one federal official who is familiar with the deliberations regarding whether or when terrorism charges will be brought against Reynolds.</w:t>
         <w:br/>
-        <w:t>Mr. Bish and Ms. Farester are hints of what the town faces as it tries to hold its young. His job is in the gas patches of the Marcellus Shale, and he travels as far as Scranton to drill for the state's newest resource. There's a deposit of gas beneath Armstrong County, but it makes Mr. Mantini nervous. He worries about the aquifer.</w:t>
+        <w:t>Credible tips</w:t>
         <w:br/>
-        <w:t>Ms. Farester works construction. The pay is good and the travel is hell. She spent the summer on a project in Philadelphia. Right now she's studying for a degree in nursing with the prospect, just maybe, of a job that will keep her home more than away.</w:t>
+        <w:t>The FBI's Philadelphia division, which includes much of eastern Pennsylvania and South Jersey, receives two or three tips or leads of possible threats each day, according to an agent here who is involved in terrorism work. Only a handful a month - such as the Reynolds case - turn out to be credible enough to launch full-scale investigations, the agent said.</w:t>
         <w:br/>
-        <w:t>"It depends on if there's anything left here or not," said Ms. Farester.</w:t>
+        <w:t>Authorities said Reynolds' letters, computer drawings and e-mails spelled out his plot to detonate trucks filled with propane along the Alaskan pipeline. This included "information on explosive devices, site plans and placement of explosive devices." He also allegedly planned to blow up sections of the Transcontinental Pipeline, a natural-gas pipeline that runs from the Gulf Coast, through Pennsylvania, to New Jersey and New York City.</w:t>
         <w:br/>
-        <w:t>For now, at least, Ford City is a place to be from. Staying is the hard part.</w:t>
+        <w:t>Further, the government alleges, he targeted Standard Oil Co. in Perth Amboy, N.J., as well as the Williams Refinery in Opal, Wyo. He was arrested not far from there.</w:t>
         <w:br/>
+        <w:t>According to Gurganus, Reynolds hoped that the attacks on the oil industry would "disrupt governmental function," provoke opposition to the Iraq war, drive up fuel prices, and "lend to the efforts by al-Qaeda to terrorize this nation."</w:t>
         <w:br/>
-        <w:t>Notes</w:t>
+        <w:t>He needed $40,000 to carry out his alleged plot.</w:t>
         <w:br/>
+        <w:t>The day he was arrested, Reynolds' net worth was $24.85.</w:t>
         <w:br/>
-        <w:t>For video coverage from Ford City, visit post-gazette.com / This is one in an occasional series looking at what's on voters' minds across the commonwealth/ Dennis B. Roddy: droddy@post-gazette.com or 412-263-1965./</w:t>
+        <w:t>Reynolds was shipped back to Pennsylvania to face a single charge: possession of a grenade. The FBI then obtained search warrants for his desktop computer and his laptop and, later, search warrants for his Yahoo, AOL and Hotmail e-mail accounts.</w:t>
         <w:br/>
+        <w:t>Richard Danise has bitter memories of Reynolds, his former son-in-law, who, he said, eloped with his daughter, Tammy, in December 1982.</w:t>
         <w:br/>
-        <w:t>Graphic</w:t>
+        <w:t>"Stupidity" compelled her to marry Reynolds, said Danise, an ex-Marine who lives in Kunkletown, Monroe County.</w:t>
         <w:br/>
+        <w:t>Although he had misgivings about the marriage, Danise said, he tried to help the couple get started. He arranged for them to acquire an acre of land in Tannersville, Pa., to build a house.</w:t>
         <w:br/>
-        <w:t xml:space="preserve"> </w:t>
+        <w:t>Reynolds had big, fanciful plans, Danise said.</w:t>
         <w:br/>
-        <w:t>PHOTO: Dennis Roddy/Post-Gazette: Ford City Mayor Marc A. Mantini says what holds the people in his town are family, the river and low crime. He'd like to see an old factory site developed and a rails-to-trails path link to other towns in Armstrong County, but he knows he has an uphill battle. \</w:t>
+        <w:t>"I got the mortgage for him," Danise recalled. "He literally wanted to build a castle, with turrets and everything else. But he had no credit, and he never broke ground."</w:t>
         <w:br/>
-        <w:t>PHOTO: Dennis Roddy/Post-Gazette: Joggers move past the closed glass plant, now used as a warehouse, in Ford City. The path, an old railroad route that ran between Pittsburgh and Buffalo, is now a recreational trail. The town hopes to link it to other parts of Armstrong but, like the runners, the going is slow..\</w:t>
+        <w:t>The couple later divorced, although Danise said he didn't remember when.</w:t>
         <w:br/>
-        <w:t>MAP: Post-Gazette: Ford City</w:t>
+        <w:t>Danise said the couple had three children, who live with their mother.</w:t>
+        <w:br/>
+        <w:t>Though the two have been apart for a while, Reynolds has remained in touch with Tammy, Danise said. "He's never been out of the picture."</w:t>
+        <w:br/>
+        <w:t>Describing his former son-in-law, Danise said tersely: "He tried to be blood-and-guts." He had an AR-15 rifle, Danise said.</w:t>
+        <w:br/>
+        <w:t>Reynolds also liked to play paintball at a facility called Skirmish in Jim Thorpe, Pa., Danise said. He even worked as a referee there for a few months last summer. The manager, Megan Mack, said he was a good employee. "He's a stand-up guy, very polite," Mack said.</w:t>
+        <w:br/>
+        <w:t>Said Danise, who has been out of touch with Reynolds for years: "I just washed my hands of him. I don't know where he went. I have bitterness. You have no idea."</w:t>
+        <w:br/>
+        <w:t>Michael Curtis Reynolds was born in Mount Kisco, a well-to-do Westchester, N.Y., suburb. His father, Millard, now deceased, was employed in the business department of Reader's Digest. A family member said that Reynolds' mother, Joyce, worked there, too.</w:t>
+        <w:br/>
+        <w:t>But his rootlessness in recent years belies his conventional upbringing.</w:t>
+        <w:br/>
+        <w:t>He has lived throughout the United States, including Kokomo, Ind.; New Hartford, Conn.; Simi Valley, Calif.; Phoenix, Ariz.; Framingham, Mass.; and various places in New York and Pennsylvania. Reynolds also told authorities that he had taught English and math in Thailand and that he had traveled to Austria.</w:t>
+        <w:br/>
+        <w:t>From July 2004 until last spring, he lived on Scott Street in Wilkes-Barre. The house Reynolds rented is a white, two-story frame with a small porch, a black wrought-iron fence, and a tiny, 9-square-foot patch of lawn in a crowded working-class section of the city.</w:t>
+        <w:br/>
+        <w:t>Neighbors said he lived there with his mother, whom they described as an elderly woman who had lost a leg to diabetes.</w:t>
+        <w:br/>
+        <w:t>About 6-foot-3 with broad shoulders and dark hair, and a self-professed computer expert, Reynolds was known on the block for working on electronic equipment in a rusted black-and-blue van that he parked outside his house.</w:t>
+        <w:br/>
+        <w:t>Neighbor Tony Maslousky said Reynolds had strung nests of 70 or 80 wires throughout the van. He spent many evenings inside the vehicle, and had run an extension cord trailing from it to the house.</w:t>
+        <w:br/>
+        <w:t>Sometimes, Reynolds would carry boxes of equipment containing electronic tubes from the van into the house, Maslousky said. In the back window of the van was an illuminated Tasmanian devil.</w:t>
+        <w:br/>
+        <w:t>Soon after moving in, Reynolds accidentally slammed the van into Maslousky's parked car, he and other neighbors said. At first, Reynolds said he'd make good on the damages.</w:t>
+        <w:br/>
+        <w:t>'Flipped out'</w:t>
+        <w:br/>
+        <w:t>When he didn't, Maslousky asked Reynolds whether he'd be compensated. "The guy flipped out and started screaming," Maslousky said. "We had to call the cops. He had no insurance. We never got the money."</w:t>
+        <w:br/>
+        <w:t>Neighbors said that Reynolds told them he had worked at a nearby factory making metal hooks.</w:t>
+        <w:br/>
+        <w:t>Some time in early spring, Reynolds disappeared, leaving his mother to fend for herself, neighbors said.</w:t>
+        <w:br/>
+        <w:t>His sister came to care for their mother, and she was the one who discovered a grenade inside the house, neighbors said.</w:t>
+        <w:br/>
+        <w:t>The sister, who described Reynolds as a "mercenary" to neighbors, called the police. They showed up with the bomb squad on April 23, records show.</w:t>
+        <w:br/>
+        <w:t>Neighbors who said they saw the grenade said it looked as though it had holes drilled into its sides and wires running from it.</w:t>
+        <w:br/>
+        <w:t>Reynolds' current troubles aren't his first brush with the law.</w:t>
+        <w:br/>
+        <w:t>Grenade charges</w:t>
+        <w:br/>
+        <w:t>Along with his conviction for attempted arson in 1978, Reynolds was convicted that same year of menacing, officials said. He also has unrelated convictions for disorderly conduct, resisting arrest, and breach of the peace - the latter a fight with his eldest son in Ansonia, Conn., where he lived from 1999 until mid-2003.</w:t>
+        <w:br/>
+        <w:t>The grenade charges, however, carry greater penalties than the months-long sentences he has received in the past. Reynolds now faces three to seven years in federal prison.</w:t>
+        <w:br/>
+        <w:t>Government officials believe that his crimes are much more serious than that, no matter how outlandish they might seem.</w:t>
+        <w:br/>
+        <w:t>A former federal antiterrorism coordinator in Philadelphia said authorities could not afford to take such cases lightly.</w:t>
+        <w:br/>
+        <w:t>"Before 9/11, flying airplanes into a building might have seemed like something out of a Tom Clancy novel, but now you have to take these kinds of threats seriously," said Joseph Poluka, who is now a lawyer at the firm Blank Rome. "You can't treat these things as fiction unless something sounds plainly unbelievable."</w:t>
+        <w:br/>
+        <w:t>Contact staff writer John Shiffman at 215-854-2658 or jshiffman@phillynews.com.</w:t>
       </w:r>
     </w:p>
     <w:sectPr>

--- a/example_articles/immigration_status/Not Immigrant/6.immigration_status_Not Immigrant_Other_publisher.docx
+++ b/example_articles/immigration_status/Not Immigrant/6.immigration_status_Not Immigrant_Other_publisher.docx
@@ -7,7 +7,7 @@
         <w:pStyle w:val="Heading1"/>
       </w:pPr>
       <w:r>
-        <w:t>Pa. man accused in terror sting</w:t>
+        <w:t>Eira L. Corral Sepulveda: Candidate profile</w:t>
       </w:r>
     </w:p>
     <w:p>
@@ -17,17 +17,17 @@
     </w:p>
     <w:p>
       <w:r>
-        <w:t>Date: 2006-02-11</w:t>
+        <w:t>Date: 2020-03-03</w:t>
       </w:r>
     </w:p>
     <w:p>
       <w:r>
-        <w:t xml:space="preserve">Section: </w:t>
+        <w:t>Section: NEWS; Pg. 0</w:t>
       </w:r>
     </w:p>
     <w:p>
       <w:r>
-        <w:t>Source file: Other publishers/Files (500) (29).DOCX</w:t>
+        <w:t>Source file: Other publishers/Files (500) (5).DOCX</w:t>
       </w:r>
     </w:p>
     <w:p>
@@ -49,139 +49,17 @@
     </w:p>
     <w:p>
       <w:r>
-        <w:t>Michael Curtis Reynolds says he's a patriot. Federal authorities say he's a terrorist.</w:t>
+        <w:t xml:space="preserve">Bio Party: Democratic City: Hanover Park Office sought: Commissioner of the Metropolitan Water Reclamation District (MWRD) Age: 34 Family: Husband Roberto "Bobby" Sepúlveda, 3-year-old daughter, son who is a high school freshman. Occupation: Village Clerk of Hanover Park, elected since 2009 Education: University of Illinois Urbana Champaign, 2010 Leadership Academy Certification from the Institute of Government and Public Affairs. DePaul University Bachelor of Arts, 2007 Double Major: Political Science and Latino &amp; Latin American Studies; Double Minor: Community Service Studies and Commercial Spanish. Civic involvement: Elected Village Clerk at age 23. In Hanover Park I, led efforts to elect the first African-American male &amp; female trustee, the first Muslim trustee, and the first Latina and formerly undocumented youth trustee. Greater Elgin Family Care Center board member, Latino Policy Forum, Habitat for Humanity, Illinois Latino Legislative Caucus Foundation, Illinois Coalition for Immigrant and Refugee Rights, Northwest Hispanic Chamber of Commerce, Rainbow PUSH, Hanover Park Cultural Inclusion &amp; Diversity Committee, Hanover Park Sister Cities Committee Elected offices held: Village Clerk of Hanover Park, elected since 2009 Incumbent? No. If yes, when were first elected: Website: </w:t>
         <w:br/>
-        <w:t>The FBI believes that the unemployed Wilkes-Barre man tried to conspire with al-Qaeda to wreck the American economy. Agents say Reynolds plotted to blow up the Trans-Alaska Pipeline, a Pennsylvania pipeline, and a New Jersey refinery.</w:t>
+        <w:t>www.Eira4Water.com Twitter: @Eira4Water Facebook: Eira Corral Sepulveda for MWRD Metropolitan Water Reclamation District Questions and Answers 1. What special knowledge or experience do you have that particularly qualifies you for this office? If you are an incumbent, describe your main contributions. Tell us of any important initiatives you've led. If you are a challenger, what would you bring to the board and what would your priority be? In my ten years of elected experience in municipal government as the Clerk for the Village of Hanover Park, I have practiced good governance, transparency, and active community engagement of diverse residents and businesses. My leadership has strengthened Hanover Park's legacy in environmentalism with an emphasis on diversity, inclusion and global impact. I have spearheaded Hanover Park's Arbor Day program through educational campaigns with local and global impact and the Tree City USA certification and advocated for sustaining a biodiverse urban forest. Experience throughout Cook County in regional government organizations: Chicago Metropolitan Agency for Planning (CMAP) Human Relations Committee Metropolitan Mayors' Conference (MMC) Diversity Taskforce Northwest Municipal Conference Appointed to the Illinois Census Commission As a millennial mom and a Latina, I am a candidate that represents a future that is inclusive of Cook County's diverse communities. I am a mother of two young kids and securing a better future for our planet drives my passion. As a bilingual and bicultural daughter of working class, Mexican immigrants I value government that prioritizes inclusion and culturally relevant outreach. Like many residents throughout the region, I know the financial and emotional hardship of dealing with my house being flooded after a storm as a new homeowner and single mom. I will carry these perspectives into my role as MWRD Commissioner. My priorities: Focus on green infrastructure &amp; environmental justice to build resilience against climate change. Incorporate community-led visioning in land use planning and decision making and prioritize projects that have green job training to create community buy in. Reduce contaminants in our waterways such as plastics and pharmaceuticals. Advocate for state &amp; federal government for funding to support a comprehensive water asset management agenda, infrastructure improvements and artificial intelligence investments. 2. How do you view the role the district has played in controlling flooding and what, if any, actions need to be taken to improve things? Since the big floods of the late 60s the Deep Tunnel has been an ongoing construction project to build a system of tunnels and reservoirs to increase the MWRD's capacity to manage stormwater and sewage of a growing metropolis. But it has proved to not be enough, especially after extreme weather events that have only gotten worse due to climate change. The final phase of the project will triple the MWRD's sewer system capacity and is scheduled to be completed in 2029. Although I support the continued trajectory of this project, I will also advocate for additional green infrastructure and grey infrastructure at the local level. Green infrastructure presents opportunities for nature based solutions: rain barrels, bioswales, pervious pavement, etc. Furthermore, the District should publish an urban flood vulnerability map that includes flood prone areas, socio-demographic data, and health factors of the community. Our Public is very interested in equity in distributing resources to underserved and divested communities and data sharing is a tool to engage community proactively. The Watershed Management Ordinance (WMO), adopted in 2014, has a size threshold and it does not apply to small residential development. I will use my 10 years of municipal experience to encourage municipalities to adopt local ordinances to address these gaps and promote resilience against the region's heavy rainstorms. While MWRD does not have the jurisdiction to require this of municipalities, it must continue to educate and provide technical assistance to municipalities looking to update their municipal codes by expanding its pilot program and working the Chicago Metropolitan Agency for Planning- CMAP in local technical assistance grants. 3. What changes in technology, equipment or infrastructure are needed to improve management of the region's water supply. MWRD has the opportunity to serve as a regional and national leader in modeling the role wastewater treatment agencies can play to protect our water and our future. The district is limited in available technology and would be greatly improved by AI (artificial intelligence) to share data within the district and other jurisdictions throughout Cook County. This would also support the future development of an interagency approach in collaborating to comprehensively improve infrastructure and manage our most valuable natural resource: water. MWRD must strategically invest in Green infrastructure: rain barrels, bioswales, pervious pavement, cisterns, etc. and review opportunities to push beyond the current plan to hold 10 million gallons of rain via green infrastructure (required by the EPA consent decree). We could look to our neighbor in the north, Milwaukee, as an example. Their green infrastructure goals by 2035 are to hold 740 million gallons of rainwater. The MWRD could also take an aggressive role to engage suburban and Chicago communities, diverse demographics, and multilingual residents in dealing with urban flooding exacerbated by climate change and its disproportionate impact on communities of color and low income by prioritizing green infrastructure projects that center equity. The district is limited in its marketing/public relations capacities and it could better engage the families, millennials and Gen Z generation to maximize their interest in consumer consciousness to promote the MWRD's goal to remove microplastics and pharmaceuticals contaminating our water. As we plan our town halls, block talks, listening sessions etc. it is important to design the content within the context of our diverse Chicago neighborhoods and suburban communities. 4. What is the role of the district, and of district commissioners, in promoting conservation of resources? I will work with fellow Commissioners to support conservation initiatives as part of the strategic planning process. Our comprehensive land use policy must also support the highest and best uses to become resilient to extreme weather. There are opportunities for us to further support water conservation and a comprehensive water management plan. MWRD must strategically invest in Green infrastructure: rain barrels, bioswales, pervious pavement, cisterns, etc. and review opportunities to push beyond the current plan to hold 10 million gallons of rain via green infrastructure (required by the EPA consent decree). We could look to our neighbor in the north, Milwaukee, as an example. Their green infrastructure goals by 2035 are to hold 740 million gallons of rainwater. 5. How do you rate the MWRD on transparency and the public's access to records? If you consider it adequate, please explain why. If you think improvements are needed, please describe them and why they are important In the Spring of May 2019 the MWRD took a historic and positive step forward toward improving oversight and ethics monitoring by approving the role of the Inspector General (IG) to "detect, deter and prevent corruption, fraud, waste, mismanagement, unlawful political discrimination or misconduct" at the MWRD. This is an independent office and a shared resource with the Cook County Board of Commissioners. This is also a smart cost effective measure modeling interagency collaboration. The IG's Office has about 20 complaints under the inquiry review process, the MWRD must carefully review recommendations, if any, provided by the IG's Office at the conclusion of these reviews. In the fall of 2019 the IG's Office provided recommendations to amend the MWRD Code of Ethics, which were initially adopted in 2004. The MWRD voted to follow several of these recommendations in the meeting of January 23, 2020. As commissioner, I will look to introduce legislation that will continue to strengthen oversight and ethics to ensure all contracting is free of political and outside influence.</w:t>
         <w:br/>
-        <w:t>The sensational allegations, disclosed in a federal transcript obtained by The Inquirer on Friday, reveal a convoluted plot that includes cyberspace intrigue, an elaborate FBI sting, and a clandestine money-drop on a deserted Idaho road.</w:t>
         <w:br/>
-        <w:t>The case also involves a municipal judge from Montana who has devoted the last four years to snaring would-be terrorists online.</w:t>
+        <w:t>Graphic</w:t>
         <w:br/>
-        <w:t>Reynolds, 47, has not been publicly charged with terrorism. But a federal prosecutor leveled that accusation during a December court hearing, saying that Reynolds attempted to "provide material aid to al-Qaeda" and that the case "involves a federal offense of terrorism."</w:t>
         <w:br/>
-        <w:t>"He was doing it as a plan to disrupt governmental function, to change the government's actions in foreign countries, and to impact on the national debate about the war," Assistant U.S. Attorney John C. Gurganus Jr. said at the hearing in Wilkes-Barre.</w:t>
+        <w:t xml:space="preserve"> </w:t>
         <w:br/>
-        <w:t>Reynolds has been held without bail since Dec. 5 on unrelated weapons charges. A U.S. citizen, he is being detained in the Lackawanna County jail.</w:t>
-        <w:br/>
-        <w:t>Reynolds' lawyer, Philip Gelso, declined to comment. U.S. Attorney's Office spokeswoman Heidi Havens said her office "does not comment on active investigations."</w:t>
-        <w:br/>
-        <w:t>Described by his former father-in-law as a "John Wayne wanna-be," Reynolds has a string of bad debts and criminal convictions - including one for attempted arson.</w:t>
-        <w:br/>
-        <w:t>His last known address was Room 205 at the Thunderbird Hotel in Pocatello, Idaho.</w:t>
-        <w:br/>
-        <w:t>In the FBI sting two months ago, Reynolds was drawn to a meeting with a purported al-Qaeda operative about 25 miles from the hotel, where he expected to receive $40,000 to finance the alleged plot.</w:t>
-        <w:br/>
-        <w:t>The al-Qaeda contact was actually Shannen Rossmiller, a 36-year-old judge who lives in Conrad, Mont.</w:t>
-        <w:br/>
-        <w:t>She was working for the FBI.</w:t>
-        <w:br/>
-        <w:t>"Yes, that was me in communication with Reynolds," Rossmiller acknowledged in a telephone interview Friday night. "But I can't comment further."</w:t>
-        <w:br/>
-        <w:t>This is not Rossmiller's first sting. She regularly monitors extremist Muslim Web sites, searching for potential terrorists. In 2004, she helped win a conviction against a National Guardsman in Tacoma, Wash., whom she met online.</w:t>
-        <w:br/>
-        <w:t>Rossmiller met Reynolds online last fall.</w:t>
-        <w:br/>
-        <w:t>Expose al-Qaeda cell</w:t>
-        <w:br/>
-        <w:t>According to the government, Reynolds tried to disavow any intent to conspire with al-Qaeda when he was questioned by FBI agents.</w:t>
-        <w:br/>
-        <w:t>In fact, authorities say Reynolds told them that he, too, was a patriot and intended to expose an al-Qaeda cell inside the United States.</w:t>
-        <w:br/>
-        <w:t>"He claimed he was trying to lure this terrorist group in," prosecutor Gurganus said in court.</w:t>
-        <w:br/>
-        <w:t>But, Gurganus said, that doesn't jibe with Reynolds' e-mails, in which he said he needed to leave the country after the planned attacks, or why he said he needed a fraudulent passport.</w:t>
-        <w:br/>
-        <w:t>Reynolds was serious about the plot, Gurganus argued, because in his e-mails, he said that he realized he could be sentenced to death as a traitor.</w:t>
-        <w:br/>
-        <w:t>Since his arrest in December, FBI agents in Idaho, Montana, Utah and Pennsylvania have scrambled to piece together Reynolds' background and gauge the credibility of the threat he posed.</w:t>
-        <w:br/>
-        <w:t>"We certainly took it seriously," said one federal official who is familiar with the deliberations regarding whether or when terrorism charges will be brought against Reynolds.</w:t>
-        <w:br/>
-        <w:t>Credible tips</w:t>
-        <w:br/>
-        <w:t>The FBI's Philadelphia division, which includes much of eastern Pennsylvania and South Jersey, receives two or three tips or leads of possible threats each day, according to an agent here who is involved in terrorism work. Only a handful a month - such as the Reynolds case - turn out to be credible enough to launch full-scale investigations, the agent said.</w:t>
-        <w:br/>
-        <w:t>Authorities said Reynolds' letters, computer drawings and e-mails spelled out his plot to detonate trucks filled with propane along the Alaskan pipeline. This included "information on explosive devices, site plans and placement of explosive devices." He also allegedly planned to blow up sections of the Transcontinental Pipeline, a natural-gas pipeline that runs from the Gulf Coast, through Pennsylvania, to New Jersey and New York City.</w:t>
-        <w:br/>
-        <w:t>Further, the government alleges, he targeted Standard Oil Co. in Perth Amboy, N.J., as well as the Williams Refinery in Opal, Wyo. He was arrested not far from there.</w:t>
-        <w:br/>
-        <w:t>According to Gurganus, Reynolds hoped that the attacks on the oil industry would "disrupt governmental function," provoke opposition to the Iraq war, drive up fuel prices, and "lend to the efforts by al-Qaeda to terrorize this nation."</w:t>
-        <w:br/>
-        <w:t>He needed $40,000 to carry out his alleged plot.</w:t>
-        <w:br/>
-        <w:t>The day he was arrested, Reynolds' net worth was $24.85.</w:t>
-        <w:br/>
-        <w:t>Reynolds was shipped back to Pennsylvania to face a single charge: possession of a grenade. The FBI then obtained search warrants for his desktop computer and his laptop and, later, search warrants for his Yahoo, AOL and Hotmail e-mail accounts.</w:t>
-        <w:br/>
-        <w:t>Richard Danise has bitter memories of Reynolds, his former son-in-law, who, he said, eloped with his daughter, Tammy, in December 1982.</w:t>
-        <w:br/>
-        <w:t>"Stupidity" compelled her to marry Reynolds, said Danise, an ex-Marine who lives in Kunkletown, Monroe County.</w:t>
-        <w:br/>
-        <w:t>Although he had misgivings about the marriage, Danise said, he tried to help the couple get started. He arranged for them to acquire an acre of land in Tannersville, Pa., to build a house.</w:t>
-        <w:br/>
-        <w:t>Reynolds had big, fanciful plans, Danise said.</w:t>
-        <w:br/>
-        <w:t>"I got the mortgage for him," Danise recalled. "He literally wanted to build a castle, with turrets and everything else. But he had no credit, and he never broke ground."</w:t>
-        <w:br/>
-        <w:t>The couple later divorced, although Danise said he didn't remember when.</w:t>
-        <w:br/>
-        <w:t>Danise said the couple had three children, who live with their mother.</w:t>
-        <w:br/>
-        <w:t>Though the two have been apart for a while, Reynolds has remained in touch with Tammy, Danise said. "He's never been out of the picture."</w:t>
-        <w:br/>
-        <w:t>Describing his former son-in-law, Danise said tersely: "He tried to be blood-and-guts." He had an AR-15 rifle, Danise said.</w:t>
-        <w:br/>
-        <w:t>Reynolds also liked to play paintball at a facility called Skirmish in Jim Thorpe, Pa., Danise said. He even worked as a referee there for a few months last summer. The manager, Megan Mack, said he was a good employee. "He's a stand-up guy, very polite," Mack said.</w:t>
-        <w:br/>
-        <w:t>Said Danise, who has been out of touch with Reynolds for years: "I just washed my hands of him. I don't know where he went. I have bitterness. You have no idea."</w:t>
-        <w:br/>
-        <w:t>Michael Curtis Reynolds was born in Mount Kisco, a well-to-do Westchester, N.Y., suburb. His father, Millard, now deceased, was employed in the business department of Reader's Digest. A family member said that Reynolds' mother, Joyce, worked there, too.</w:t>
-        <w:br/>
-        <w:t>But his rootlessness in recent years belies his conventional upbringing.</w:t>
-        <w:br/>
-        <w:t>He has lived throughout the United States, including Kokomo, Ind.; New Hartford, Conn.; Simi Valley, Calif.; Phoenix, Ariz.; Framingham, Mass.; and various places in New York and Pennsylvania. Reynolds also told authorities that he had taught English and math in Thailand and that he had traveled to Austria.</w:t>
-        <w:br/>
-        <w:t>From July 2004 until last spring, he lived on Scott Street in Wilkes-Barre. The house Reynolds rented is a white, two-story frame with a small porch, a black wrought-iron fence, and a tiny, 9-square-foot patch of lawn in a crowded working-class section of the city.</w:t>
-        <w:br/>
-        <w:t>Neighbors said he lived there with his mother, whom they described as an elderly woman who had lost a leg to diabetes.</w:t>
-        <w:br/>
-        <w:t>About 6-foot-3 with broad shoulders and dark hair, and a self-professed computer expert, Reynolds was known on the block for working on electronic equipment in a rusted black-and-blue van that he parked outside his house.</w:t>
-        <w:br/>
-        <w:t>Neighbor Tony Maslousky said Reynolds had strung nests of 70 or 80 wires throughout the van. He spent many evenings inside the vehicle, and had run an extension cord trailing from it to the house.</w:t>
-        <w:br/>
-        <w:t>Sometimes, Reynolds would carry boxes of equipment containing electronic tubes from the van into the house, Maslousky said. In the back window of the van was an illuminated Tasmanian devil.</w:t>
-        <w:br/>
-        <w:t>Soon after moving in, Reynolds accidentally slammed the van into Maslousky's parked car, he and other neighbors said. At first, Reynolds said he'd make good on the damages.</w:t>
-        <w:br/>
-        <w:t>'Flipped out'</w:t>
-        <w:br/>
-        <w:t>When he didn't, Maslousky asked Reynolds whether he'd be compensated. "The guy flipped out and started screaming," Maslousky said. "We had to call the cops. He had no insurance. We never got the money."</w:t>
-        <w:br/>
-        <w:t>Neighbors said that Reynolds told them he had worked at a nearby factory making metal hooks.</w:t>
-        <w:br/>
-        <w:t>Some time in early spring, Reynolds disappeared, leaving his mother to fend for herself, neighbors said.</w:t>
-        <w:br/>
-        <w:t>His sister came to care for their mother, and she was the one who discovered a grenade inside the house, neighbors said.</w:t>
-        <w:br/>
-        <w:t>The sister, who described Reynolds as a "mercenary" to neighbors, called the police. They showed up with the bomb squad on April 23, records show.</w:t>
-        <w:br/>
-        <w:t>Neighbors who said they saw the grenade said it looked as though it had holes drilled into its sides and wires running from it.</w:t>
-        <w:br/>
-        <w:t>Reynolds' current troubles aren't his first brush with the law.</w:t>
-        <w:br/>
-        <w:t>Grenade charges</w:t>
-        <w:br/>
-        <w:t>Along with his conviction for attempted arson in 1978, Reynolds was convicted that same year of menacing, officials said. He also has unrelated convictions for disorderly conduct, resisting arrest, and breach of the peace - the latter a fight with his eldest son in Ansonia, Conn., where he lived from 1999 until mid-2003.</w:t>
-        <w:br/>
-        <w:t>The grenade charges, however, carry greater penalties than the months-long sentences he has received in the past. Reynolds now faces three to seven years in federal prison.</w:t>
-        <w:br/>
-        <w:t>Government officials believe that his crimes are much more serious than that, no matter how outlandish they might seem.</w:t>
-        <w:br/>
-        <w:t>A former federal antiterrorism coordinator in Philadelphia said authorities could not afford to take such cases lightly.</w:t>
-        <w:br/>
-        <w:t>"Before 9/11, flying airplanes into a building might have seemed like something out of a Tom Clancy novel, but now you have to take these kinds of threats seriously," said Joseph Poluka, who is now a lawyer at the firm Blank Rome. "You can't treat these things as fiction unless something sounds plainly unbelievable."</w:t>
-        <w:br/>
-        <w:t>Contact staff writer John Shiffman at 215-854-2658 or jshiffman@phillynews.com.</w:t>
+        <w:t>Eira L. Corral Sepulveda, Democratic candidate for Metropolitan Water Reclamation District</w:t>
       </w:r>
     </w:p>
     <w:sectPr>
